--- a/wordings/downloads/Meridian_PI_Architects_Engineers_v1.0.0-DRAFT.docx
+++ b/wordings/downloads/Meridian_PI_Architects_Engineers_v1.0.0-DRAFT.docx
@@ -1163,7 +1163,7 @@
                 <w:b w:val="0"/>
                 <w:i w:val="0"/>
               </w:rPr>
-              <w:t>The following services provided to a third party for a fee, by or under the direct control and supervision of a person holding a tertiary qualification in engineering, architecture, surveying or quantity surveying:</w:t>
+              <w:t>The following services provided to a third party for a fee:</w:t>
             </w:r>
           </w:p>
           <w:p>
@@ -1281,6 +1281,24 @@
                 <w:i w:val="0"/>
               </w:rPr>
               <w:t>(m) any other service shown in the schedule as a professional service.</w:t>
+            </w:r>
+          </w:p>
+          <w:p>
+            <w:r>
+              <w:rPr>
+                <w:b w:val="0"/>
+                <w:i w:val="0"/>
+              </w:rPr>
+              <w:t>Where a law requires a person who provides a service to be registered, licensed or endorsed (for example, as an architect, a registered professional engineer, or a registered design practitioner or professional engineer for regulated work), the service is a professional service only if it is provided by a person who holds that registration, licence or endorsement, or under the direct control and supervision of such a person to the extent that law permits.</w:t>
+            </w:r>
+          </w:p>
+          <w:p>
+            <w:r>
+              <w:rPr>
+                <w:b w:val="0"/>
+                <w:i w:val="0"/>
+              </w:rPr>
+              <w:t>Any other service is a professional service only if it is provided by, or under the direct control and supervision of, a person holding a tertiary qualification in engineering, architecture, surveying or quantity surveying.</w:t>
             </w:r>
           </w:p>
         </w:tc>
@@ -2251,16 +2269,16 @@
       </w:r>
     </w:p>
     <w:p>
-      <w:bookmarkStart w:id="48" w:name="c_pi_section_exclusions"/>
+      <w:bookmarkStart w:id="48" w:name="c_pi_arch_ext_nsw_registered_practitione"/>
       <w:r>
         <w:rPr>
           <w:rFonts w:ascii="Georgia" w:hAnsi="Georgia" w:eastAsia="Georgia"/>
           <w:b/>
           <w:i w:val="0"/>
-          <w:color w:val="1C1915"/>
-          <w:sz w:val="32"/>
-        </w:rPr>
-        <w:t>What Is Not Covered</w:t>
+          <w:color w:val="2E5C4E"/>
+          <w:sz w:val="25"/>
+        </w:rPr>
+        <w:t>NSW Registered Practitioners</w:t>
       </w:r>
       <w:bookmarkEnd w:id="48"/>
     </w:p>
@@ -2270,20 +2288,63 @@
           <w:b w:val="0"/>
           <w:i w:val="0"/>
         </w:rPr>
-        <w:t>We do not cover any claim, loss, or liability:</w:t>
+        <w:t>This extension applies to you, or to any insured person, who is registered under the Design and Building Practitioners Act 2020 (NSW) as a design practitioner, principal design practitioner or professional engineer.</w:t>
       </w:r>
     </w:p>
     <w:p>
-      <w:bookmarkStart w:id="49" w:name="c_pi_excl_bodily_injury_and_property_dam"/>
+      <w:r>
+        <w:rPr>
+          <w:b w:val="0"/>
+          <w:i w:val="0"/>
+        </w:rPr>
+        <w:t xml:space="preserve">For a claim arising from work that the Act requires you to be registered to carry out, </w:t>
+      </w:r>
+      <w:hyperlink w:anchor="c_pi_def_retroactive_date">
+        <w:r>
+          <w:rPr>
+            <w:color w:val="2E5C4E"/>
+            <w:u w:val="single"/>
+          </w:rPr>
+          <w:t xml:space="preserve">the definition of Retroactive date</w:t>
+        </w:r>
+      </w:hyperlink>
+      <w:r>
+        <w:rPr>
+          <w:b w:val="0"/>
+          <w:i w:val="0"/>
+        </w:rPr>
+        <w:t xml:space="preserve"> is replaced by the date you were first registered under that Act, if that date is earlier than the retroactive date shown in the schedule.</w:t>
+      </w:r>
+    </w:p>
+    <w:p>
+      <w:hyperlink w:anchor="c_pi_excl_prior_known_circumstances">
+        <w:r>
+          <w:rPr>
+            <w:color w:val="2E5C4E"/>
+            <w:u w:val="single"/>
+          </w:rPr>
+          <w:t xml:space="preserve">the Prior Known Circumstances exclusion</w:t>
+        </w:r>
+      </w:hyperlink>
+      <w:r>
+        <w:rPr>
+          <w:b w:val="0"/>
+          <w:i w:val="0"/>
+        </w:rPr>
+        <w:t xml:space="preserve"> continues to apply.</w:t>
+      </w:r>
+    </w:p>
+    <w:p>
+      <w:bookmarkStart w:id="49" w:name="c_pi_section_exclusions"/>
       <w:r>
         <w:rPr>
           <w:rFonts w:ascii="Georgia" w:hAnsi="Georgia" w:eastAsia="Georgia"/>
           <w:b/>
           <w:i w:val="0"/>
-          <w:color w:val="2E5C4E"/>
-          <w:sz w:val="25"/>
-        </w:rPr>
-        <w:t>Bodily Injury and Property Damage</w:t>
+          <w:color w:val="1C1915"/>
+          <w:sz w:val="32"/>
+        </w:rPr>
+        <w:t>What Is Not Covered</w:t>
       </w:r>
       <w:bookmarkEnd w:id="49"/>
     </w:p>
@@ -2293,11 +2354,11 @@
           <w:b w:val="0"/>
           <w:i w:val="0"/>
         </w:rPr>
-        <w:t>Arising from the death, bodily injury, illness, or disease of any person, or from physical loss of or damage to tangible property — unless the liability arises directly from a breach of your professional duty of care in performing your business activity.</w:t>
+        <w:t>We do not cover any claim, loss, or liability:</w:t>
       </w:r>
     </w:p>
     <w:p>
-      <w:bookmarkStart w:id="50" w:name="c_pi_excl_employers_liability"/>
+      <w:bookmarkStart w:id="50" w:name="c_pi_excl_bodily_injury_and_property_dam"/>
       <w:r>
         <w:rPr>
           <w:rFonts w:ascii="Georgia" w:hAnsi="Georgia" w:eastAsia="Georgia"/>
@@ -2306,7 +2367,7 @@
           <w:color w:val="2E5C4E"/>
           <w:sz w:val="25"/>
         </w:rPr>
-        <w:t>Employer's Liability</w:t>
+        <w:t>Bodily Injury and Property Damage</w:t>
       </w:r>
       <w:bookmarkEnd w:id="50"/>
     </w:p>
@@ -2316,20 +2377,11 @@
           <w:b w:val="0"/>
           <w:i w:val="0"/>
         </w:rPr>
-        <w:t>Arising from your obligations or conduct as an employer, including wrongful dismissal, discrimination, harassment, or breach of employment law.</w:t>
+        <w:t>Arising from the death, bodily injury, illness, or disease of any person, or from physical loss of or damage to tangible property — unless the liability arises directly from a breach of your professional duty of care in performing your business activity.</w:t>
       </w:r>
     </w:p>
     <w:p>
-      <w:r>
-        <w:rPr>
-          <w:b w:val="0"/>
-          <w:i w:val="0"/>
-        </w:rPr>
-        <w:t>This exposure is designed to be covered under a management liability or employment practices liability policy.</w:t>
-      </w:r>
-    </w:p>
-    <w:p>
-      <w:bookmarkStart w:id="51" w:name="c_pi_excl_directors_and_officers_liabili"/>
+      <w:bookmarkStart w:id="51" w:name="c_pi_excl_employers_liability"/>
       <w:r>
         <w:rPr>
           <w:rFonts w:ascii="Georgia" w:hAnsi="Georgia" w:eastAsia="Georgia"/>
@@ -2338,7 +2390,7 @@
           <w:color w:val="2E5C4E"/>
           <w:sz w:val="25"/>
         </w:rPr>
-        <w:t>Directors' and Officers' Liability</w:t>
+        <w:t>Employer's Liability</w:t>
       </w:r>
       <w:bookmarkEnd w:id="51"/>
     </w:p>
@@ -2348,7 +2400,7 @@
           <w:b w:val="0"/>
           <w:i w:val="0"/>
         </w:rPr>
-        <w:t>Arising from an insured person's personal liability as a director or officer of any entity other than the company, or from the management of the company (as distinct from the performance of professional services for clients).</w:t>
+        <w:t>Arising from your obligations or conduct as an employer, including wrongful dismissal, discrimination, harassment, or breach of employment law.</w:t>
       </w:r>
     </w:p>
     <w:p>
@@ -2357,11 +2409,11 @@
           <w:b w:val="0"/>
           <w:i w:val="0"/>
         </w:rPr>
-        <w:t>This exposure is designed to be covered under a directors' and officers' liability policy.</w:t>
+        <w:t>This exposure is designed to be covered under a management liability or employment practices liability policy.</w:t>
       </w:r>
     </w:p>
     <w:p>
-      <w:bookmarkStart w:id="52" w:name="c_pi_excl_cyber_event"/>
+      <w:bookmarkStart w:id="52" w:name="c_pi_excl_directors_and_officers_liabili"/>
       <w:r>
         <w:rPr>
           <w:rFonts w:ascii="Georgia" w:hAnsi="Georgia" w:eastAsia="Georgia"/>
@@ -2370,7 +2422,7 @@
           <w:color w:val="2E5C4E"/>
           <w:sz w:val="25"/>
         </w:rPr>
-        <w:t>Cyber Event</w:t>
+        <w:t>Directors' and Officers' Liability</w:t>
       </w:r>
       <w:bookmarkEnd w:id="52"/>
     </w:p>
@@ -2380,7 +2432,7 @@
           <w:b w:val="0"/>
           <w:i w:val="0"/>
         </w:rPr>
-        <w:t>Arising from: (a) unauthorised access to or interference with your computer system or data; (b) ransomware, malware, or denial-of-service attacks; (c) failure of your computer system's security; or (d) loss, theft, or unauthorised disclosure of data held electronically — unless the liability arises directly from a breach of your professional duty of care performing business activity for a client.</w:t>
+        <w:t>Arising from an insured person's personal liability as a director or officer of any entity other than the company, or from the management of the company (as distinct from the performance of professional services for clients).</w:t>
       </w:r>
     </w:p>
     <w:p>
@@ -2389,11 +2441,11 @@
           <w:b w:val="0"/>
           <w:i w:val="0"/>
         </w:rPr>
-        <w:t>This exposure is designed to be covered under a cyber insurance policy.</w:t>
+        <w:t>This exposure is designed to be covered under a directors' and officers' liability policy.</w:t>
       </w:r>
     </w:p>
     <w:p>
-      <w:bookmarkStart w:id="53" w:name="c_pi_excl_financial_services"/>
+      <w:bookmarkStart w:id="53" w:name="c_pi_excl_cyber_event"/>
       <w:r>
         <w:rPr>
           <w:rFonts w:ascii="Georgia" w:hAnsi="Georgia" w:eastAsia="Georgia"/>
@@ -2402,7 +2454,7 @@
           <w:color w:val="2E5C4E"/>
           <w:sz w:val="25"/>
         </w:rPr>
-        <w:t>Financial Services</w:t>
+        <w:t>Cyber Event</w:t>
       </w:r>
       <w:bookmarkEnd w:id="53"/>
     </w:p>
@@ -2412,11 +2464,20 @@
           <w:b w:val="0"/>
           <w:i w:val="0"/>
         </w:rPr>
-        <w:t>Arising from any activity regulated by ASIC, APRA, or any equivalent regulator, including investment advice, financial product advice, credit activities, funds management, or dealing in securities.</w:t>
+        <w:t>Arising from: (a) unauthorised access to or interference with your computer system or data; (b) ransomware, malware, or denial-of-service attacks; (c) failure of your computer system's security; or (d) loss, theft, or unauthorised disclosure of data held electronically — unless the liability arises directly from a breach of your professional duty of care performing business activity for a client.</w:t>
       </w:r>
     </w:p>
     <w:p>
-      <w:bookmarkStart w:id="54" w:name="c_pi_excl_products"/>
+      <w:r>
+        <w:rPr>
+          <w:b w:val="0"/>
+          <w:i w:val="0"/>
+        </w:rPr>
+        <w:t>This exposure is designed to be covered under a cyber insurance policy.</w:t>
+      </w:r>
+    </w:p>
+    <w:p>
+      <w:bookmarkStart w:id="54" w:name="c_pi_excl_financial_services"/>
       <w:r>
         <w:rPr>
           <w:rFonts w:ascii="Georgia" w:hAnsi="Georgia" w:eastAsia="Georgia"/>
@@ -2425,7 +2486,7 @@
           <w:color w:val="2E5C4E"/>
           <w:sz w:val="25"/>
         </w:rPr>
-        <w:t>Products</w:t>
+        <w:t>Financial Services</w:t>
       </w:r>
       <w:bookmarkEnd w:id="54"/>
     </w:p>
@@ -2435,20 +2496,11 @@
           <w:b w:val="0"/>
           <w:i w:val="0"/>
         </w:rPr>
-        <w:t>Arising from the design, manufacture, supply, distribution, sale, or recall of any tangible product.</w:t>
+        <w:t>Arising from any activity regulated by ASIC, APRA, or any equivalent regulator, including investment advice, financial product advice, credit activities, funds management, or dealing in securities.</w:t>
       </w:r>
     </w:p>
     <w:p>
-      <w:r>
-        <w:rPr>
-          <w:b w:val="0"/>
-          <w:i w:val="0"/>
-        </w:rPr>
-        <w:t>This exposure is designed to be covered under a products liability policy.</w:t>
-      </w:r>
-    </w:p>
-    <w:p>
-      <w:bookmarkStart w:id="55" w:name="c_pi_arch_excl_construction"/>
+      <w:bookmarkStart w:id="55" w:name="c_pi_excl_products"/>
       <w:r>
         <w:rPr>
           <w:rFonts w:ascii="Georgia" w:hAnsi="Georgia" w:eastAsia="Georgia"/>
@@ -2457,7 +2509,7 @@
           <w:color w:val="2E5C4E"/>
           <w:sz w:val="25"/>
         </w:rPr>
-        <w:t>Construction Work</w:t>
+        <w:t>Products</w:t>
       </w:r>
       <w:bookmarkEnd w:id="55"/>
     </w:p>
@@ -2467,7 +2519,7 @@
           <w:b w:val="0"/>
           <w:i w:val="0"/>
         </w:rPr>
-        <w:t>Arising from physical construction, installation, fabrication or demolition work carried out by you or on your behalf, or from defects in raw materials or goods you supplied.</w:t>
+        <w:t>Arising from the design, manufacture, supply, distribution, sale, or recall of any tangible product.</w:t>
       </w:r>
     </w:p>
     <w:p>
@@ -2476,11 +2528,11 @@
           <w:b w:val="0"/>
           <w:i w:val="0"/>
         </w:rPr>
-        <w:t>This exclusion does not apply to design, contract administration, site inspection, site observation or certification services that you provide as part of your professional services.</w:t>
+        <w:t>This exposure is designed to be covered under a products liability policy.</w:t>
       </w:r>
     </w:p>
     <w:p>
-      <w:bookmarkStart w:id="56" w:name="c_pi_arch_excl_patent_infringement"/>
+      <w:bookmarkStart w:id="56" w:name="c_pi_arch_excl_construction"/>
       <w:r>
         <w:rPr>
           <w:rFonts w:ascii="Georgia" w:hAnsi="Georgia" w:eastAsia="Georgia"/>
@@ -2489,7 +2541,7 @@
           <w:color w:val="2E5C4E"/>
           <w:sz w:val="25"/>
         </w:rPr>
-        <w:t>Patent Infringement</w:t>
+        <w:t>Construction Work</w:t>
       </w:r>
       <w:bookmarkEnd w:id="56"/>
     </w:p>
@@ -2499,11 +2551,20 @@
           <w:b w:val="0"/>
           <w:i w:val="0"/>
         </w:rPr>
-        <w:t>Arising from any actual or alleged infringement of a patent.</w:t>
+        <w:t>Arising from physical construction, installation, fabrication or demolition work carried out by you or on your behalf, or from defects in raw materials or goods you supplied.</w:t>
       </w:r>
     </w:p>
     <w:p>
-      <w:bookmarkStart w:id="57" w:name="c_pi_arch_excl_project_management"/>
+      <w:r>
+        <w:rPr>
+          <w:b w:val="0"/>
+          <w:i w:val="0"/>
+        </w:rPr>
+        <w:t>This exclusion does not apply to design, contract administration, site inspection, site observation or certification services that you provide as part of your professional services.</w:t>
+      </w:r>
+    </w:p>
+    <w:p>
+      <w:bookmarkStart w:id="57" w:name="c_pi_arch_excl_patent_infringement"/>
       <w:r>
         <w:rPr>
           <w:rFonts w:ascii="Georgia" w:hAnsi="Georgia" w:eastAsia="Georgia"/>
@@ -2512,7 +2573,7 @@
           <w:color w:val="2E5C4E"/>
           <w:sz w:val="25"/>
         </w:rPr>
-        <w:t>Project Management Activities</w:t>
+        <w:t>Patent Infringement</w:t>
       </w:r>
       <w:bookmarkEnd w:id="57"/>
     </w:p>
@@ -2522,65 +2583,11 @@
           <w:b w:val="0"/>
           <w:i w:val="0"/>
         </w:rPr>
-        <w:t>Arising from your project management services, to the extent the claim arises from:</w:t>
+        <w:t>Arising from any actual or alleged infringement of a patent.</w:t>
       </w:r>
     </w:p>
     <w:p>
-      <w:r>
-        <w:rPr>
-          <w:b w:val="0"/>
-          <w:i w:val="0"/>
-        </w:rPr>
-        <w:t>(a) a failure to arrange or maintain insurance, or performance or other bonds;</w:t>
-      </w:r>
-    </w:p>
-    <w:p>
-      <w:r>
-        <w:rPr>
-          <w:b w:val="0"/>
-          <w:i w:val="0"/>
-        </w:rPr>
-        <w:t>(b) a failure to obtain finance;</w:t>
-      </w:r>
-    </w:p>
-    <w:p>
-      <w:r>
-        <w:rPr>
-          <w:b w:val="0"/>
-          <w:i w:val="0"/>
-        </w:rPr>
-        <w:t>(c) financial, insurance or tax advice;</w:t>
-      </w:r>
-    </w:p>
-    <w:p>
-      <w:r>
-        <w:rPr>
-          <w:b w:val="0"/>
-          <w:i w:val="0"/>
-        </w:rPr>
-        <w:t>(d) the insolvency of any party to the project;</w:t>
-      </w:r>
-    </w:p>
-    <w:p>
-      <w:r>
-        <w:rPr>
-          <w:b w:val="0"/>
-          <w:i w:val="0"/>
-        </w:rPr>
-        <w:t>(e) construction costs exceeding any estimate, unless the estimate was prepared by a qualified quantity surveyor; or</w:t>
-      </w:r>
-    </w:p>
-    <w:p>
-      <w:r>
-        <w:rPr>
-          <w:b w:val="0"/>
-          <w:i w:val="0"/>
-        </w:rPr>
-        <w:t>(f) bodily injury to an employee of any party arising out of their employment, unless the injury arises directly from an error in a design covered by this policy.</w:t>
-      </w:r>
-    </w:p>
-    <w:p>
-      <w:bookmarkStart w:id="58" w:name="c_pi_excl_contractual_liability"/>
+      <w:bookmarkStart w:id="58" w:name="c_pi_arch_excl_project_management"/>
       <w:r>
         <w:rPr>
           <w:rFonts w:ascii="Georgia" w:hAnsi="Georgia" w:eastAsia="Georgia"/>
@@ -2589,7 +2596,7 @@
           <w:color w:val="2E5C4E"/>
           <w:sz w:val="25"/>
         </w:rPr>
-        <w:t>Contractual Liability</w:t>
+        <w:t>Project Management Activities</w:t>
       </w:r>
       <w:bookmarkEnd w:id="58"/>
     </w:p>
@@ -2599,11 +2606,65 @@
           <w:b w:val="0"/>
           <w:i w:val="0"/>
         </w:rPr>
-        <w:t>For any liability you assume under a contract that is greater than the liability you would have at law without the contract.</w:t>
+        <w:t>Arising from your project management services, to the extent the claim arises from:</w:t>
       </w:r>
     </w:p>
     <w:p>
-      <w:bookmarkStart w:id="59" w:name="c_pi_arch_excl_warranties_and_liquidated"/>
+      <w:r>
+        <w:rPr>
+          <w:b w:val="0"/>
+          <w:i w:val="0"/>
+        </w:rPr>
+        <w:t>(a) a failure to arrange or maintain insurance, or performance or other bonds;</w:t>
+      </w:r>
+    </w:p>
+    <w:p>
+      <w:r>
+        <w:rPr>
+          <w:b w:val="0"/>
+          <w:i w:val="0"/>
+        </w:rPr>
+        <w:t>(b) a failure to obtain finance;</w:t>
+      </w:r>
+    </w:p>
+    <w:p>
+      <w:r>
+        <w:rPr>
+          <w:b w:val="0"/>
+          <w:i w:val="0"/>
+        </w:rPr>
+        <w:t>(c) financial, insurance or tax advice;</w:t>
+      </w:r>
+    </w:p>
+    <w:p>
+      <w:r>
+        <w:rPr>
+          <w:b w:val="0"/>
+          <w:i w:val="0"/>
+        </w:rPr>
+        <w:t>(d) the insolvency of any party to the project;</w:t>
+      </w:r>
+    </w:p>
+    <w:p>
+      <w:r>
+        <w:rPr>
+          <w:b w:val="0"/>
+          <w:i w:val="0"/>
+        </w:rPr>
+        <w:t>(e) construction costs exceeding any estimate, unless the estimate was prepared by a qualified quantity surveyor; or</w:t>
+      </w:r>
+    </w:p>
+    <w:p>
+      <w:r>
+        <w:rPr>
+          <w:b w:val="0"/>
+          <w:i w:val="0"/>
+        </w:rPr>
+        <w:t>(f) bodily injury to an employee of any party arising out of their employment, unless the injury arises directly from an error in a design covered by this policy.</w:t>
+      </w:r>
+    </w:p>
+    <w:p>
+      <w:bookmarkStart w:id="59" w:name="c_pi_excl_contractual_liability"/>
       <w:r>
         <w:rPr>
           <w:rFonts w:ascii="Georgia" w:hAnsi="Georgia" w:eastAsia="Georgia"/>
@@ -2612,7 +2673,7 @@
           <w:color w:val="2E5C4E"/>
           <w:sz w:val="25"/>
         </w:rPr>
-        <w:t>Warranties and Liquidated Damages</w:t>
+        <w:t>Contractual Liability</w:t>
       </w:r>
       <w:bookmarkEnd w:id="59"/>
     </w:p>
@@ -2622,17 +2683,22 @@
           <w:b w:val="0"/>
           <w:i w:val="0"/>
         </w:rPr>
-        <w:t>Arising from:</w:t>
+        <w:t>For any liability you assume under a contract that is greater than the liability you would have at law without the contract.</w:t>
       </w:r>
     </w:p>
     <w:p>
-      <w:r>
-        <w:rPr>
-          <w:b w:val="0"/>
-          <w:i w:val="0"/>
-        </w:rPr>
-        <w:t>(a) any express or implied warranty or guarantee of the safety or performance of mining equipment; or</w:t>
-      </w:r>
+      <w:bookmarkStart w:id="60" w:name="c_pi_arch_excl_liquidated_damages"/>
+      <w:r>
+        <w:rPr>
+          <w:rFonts w:ascii="Georgia" w:hAnsi="Georgia" w:eastAsia="Georgia"/>
+          <w:b/>
+          <w:i w:val="0"/>
+          <w:color w:val="2E5C4E"/>
+          <w:sz w:val="25"/>
+        </w:rPr>
+        <w:t>Liquidated Damages and Contractual Penalties</w:t>
+      </w:r>
+      <w:bookmarkEnd w:id="60"/>
     </w:p>
     <w:p>
       <w:r>
@@ -2640,11 +2706,11 @@
           <w:b w:val="0"/>
           <w:i w:val="0"/>
         </w:rPr>
-        <w:t>(b) any contractual penalty or liquidated damages.</w:t>
+        <w:t>For any liquidated damages, or any penalty payable under a contract.</w:t>
       </w:r>
     </w:p>
     <w:p>
-      <w:bookmarkStart w:id="60" w:name="c_pi_excl_deliberate_and_dishonest_acts"/>
+      <w:bookmarkStart w:id="61" w:name="c_pi_excl_deliberate_and_dishonest_acts"/>
       <w:r>
         <w:rPr>
           <w:rFonts w:ascii="Georgia" w:hAnsi="Georgia" w:eastAsia="Georgia"/>
@@ -2655,7 +2721,7 @@
         </w:rPr>
         <w:t>Deliberate and Dishonest Acts</w:t>
       </w:r>
-      <w:bookmarkEnd w:id="60"/>
+      <w:bookmarkEnd w:id="61"/>
     </w:p>
     <w:p>
       <w:r>
@@ -2754,7 +2820,7 @@
       </w:r>
     </w:p>
     <w:p>
-      <w:bookmarkStart w:id="61" w:name="c_pi_excl_prior_known_circumstances"/>
+      <w:bookmarkStart w:id="62" w:name="c_pi_excl_prior_known_circumstances"/>
       <w:r>
         <w:rPr>
           <w:rFonts w:ascii="Georgia" w:hAnsi="Georgia" w:eastAsia="Georgia"/>
@@ -2764,29 +2830,6 @@
           <w:sz w:val="25"/>
         </w:rPr>
         <w:t>Prior Known Circumstances</w:t>
-      </w:r>
-      <w:bookmarkEnd w:id="61"/>
-    </w:p>
-    <w:p>
-      <w:r>
-        <w:rPr>
-          <w:b w:val="0"/>
-          <w:i w:val="0"/>
-        </w:rPr>
-        <w:t>Arising from any fact, matter, or circumstance: (a) that you knew about, or ought reasonably to have known about, before the start of this policy period (or before we first agreed to insure you, if earlier); and (b) that you knew, or ought reasonably to have known, might lead to a claim against you.</w:t>
-      </w:r>
-    </w:p>
-    <w:p>
-      <w:bookmarkStart w:id="62" w:name="c_pi_excl_war_terrorism_and_sanctions"/>
-      <w:r>
-        <w:rPr>
-          <w:rFonts w:ascii="Georgia" w:hAnsi="Georgia" w:eastAsia="Georgia"/>
-          <w:b/>
-          <w:i w:val="0"/>
-          <w:color w:val="2E5C4E"/>
-          <w:sz w:val="25"/>
-        </w:rPr>
-        <w:t>War, Terrorism, and Sanctions</w:t>
       </w:r>
       <w:bookmarkEnd w:id="62"/>
     </w:p>
@@ -2796,11 +2839,11 @@
           <w:b w:val="0"/>
           <w:i w:val="0"/>
         </w:rPr>
-        <w:t>Arising from: (a) war (whether or not declared), invasion, hostilities, rebellion, revolution, insurrection, civil unrest, or the use or usurpation of military power, or any similar belligerent act; (b) terrorism as defined by relevant Australian or foreign law; or (c) trade or economic sanctions imposed by Australia, the UN, EU, UK, or USA. We will not make any payment that would expose us to enforcement action.</w:t>
+        <w:t>Arising from any fact, matter, or circumstance: (a) that you knew about, or ought reasonably to have known about, before the start of this policy period (or before we first agreed to insure you, if earlier); and (b) that you knew, or ought reasonably to have known, might lead to a claim against you.</w:t>
       </w:r>
     </w:p>
     <w:p>
-      <w:bookmarkStart w:id="63" w:name="c_pi_excl_nuclear"/>
+      <w:bookmarkStart w:id="63" w:name="c_pi_excl_war_terrorism_and_sanctions"/>
       <w:r>
         <w:rPr>
           <w:rFonts w:ascii="Georgia" w:hAnsi="Georgia" w:eastAsia="Georgia"/>
@@ -2809,7 +2852,7 @@
           <w:color w:val="2E5C4E"/>
           <w:sz w:val="25"/>
         </w:rPr>
-        <w:t>Nuclear</w:t>
+        <w:t>War, Terrorism, and Sanctions</w:t>
       </w:r>
       <w:bookmarkEnd w:id="63"/>
     </w:p>
@@ -2819,11 +2862,11 @@
           <w:b w:val="0"/>
           <w:i w:val="0"/>
         </w:rPr>
-        <w:t>Arising from nuclear reaction, radiation, or radioactive contamination, however caused.</w:t>
+        <w:t>Arising from: (a) war (whether or not declared), invasion, hostilities, rebellion, revolution, insurrection, civil unrest, or the use or usurpation of military power, or any similar belligerent act; (b) terrorism as defined by relevant Australian or foreign law; or (c) trade or economic sanctions imposed by Australia, the UN, EU, UK, or USA. We will not make any payment that would expose us to enforcement action.</w:t>
       </w:r>
     </w:p>
     <w:p>
-      <w:bookmarkStart w:id="64" w:name="c_pi_excl_asbestos"/>
+      <w:bookmarkStart w:id="64" w:name="c_pi_excl_nuclear"/>
       <w:r>
         <w:rPr>
           <w:rFonts w:ascii="Georgia" w:hAnsi="Georgia" w:eastAsia="Georgia"/>
@@ -2832,7 +2875,7 @@
           <w:color w:val="2E5C4E"/>
           <w:sz w:val="25"/>
         </w:rPr>
-        <w:t>Asbestos</w:t>
+        <w:t>Nuclear</w:t>
       </w:r>
       <w:bookmarkEnd w:id="64"/>
     </w:p>
@@ -2842,11 +2885,11 @@
           <w:b w:val="0"/>
           <w:i w:val="0"/>
         </w:rPr>
-        <w:t>Arising from or in connection with asbestos in any form, including its mining, manufacture, distribution, installation, presence, removal, or disposal.</w:t>
+        <w:t>Arising from nuclear reaction, radiation, or radioactive contamination, however caused.</w:t>
       </w:r>
     </w:p>
     <w:p>
-      <w:bookmarkStart w:id="65" w:name="c_pi_excl_pollution"/>
+      <w:bookmarkStart w:id="65" w:name="c_pi_excl_asbestos"/>
       <w:r>
         <w:rPr>
           <w:rFonts w:ascii="Georgia" w:hAnsi="Georgia" w:eastAsia="Georgia"/>
@@ -2855,7 +2898,7 @@
           <w:color w:val="2E5C4E"/>
           <w:sz w:val="25"/>
         </w:rPr>
-        <w:t>Pollution</w:t>
+        <w:t>Asbestos</w:t>
       </w:r>
       <w:bookmarkEnd w:id="65"/>
     </w:p>
@@ -2865,11 +2908,11 @@
           <w:b w:val="0"/>
           <w:i w:val="0"/>
         </w:rPr>
-        <w:t>Arising from pollution — unless the pollution is sudden, accidental, unintended, and unexpected, and results directly from your business activity.</w:t>
+        <w:t>Arising from or in connection with asbestos in any form, including its mining, manufacture, distribution, installation, presence, removal, or disposal.</w:t>
       </w:r>
     </w:p>
     <w:p>
-      <w:bookmarkStart w:id="66" w:name="c_pi_excl_trading_debts_and_business_los"/>
+      <w:bookmarkStart w:id="66" w:name="c_pi_excl_pollution"/>
       <w:r>
         <w:rPr>
           <w:rFonts w:ascii="Georgia" w:hAnsi="Georgia" w:eastAsia="Georgia"/>
@@ -2878,7 +2921,7 @@
           <w:color w:val="2E5C4E"/>
           <w:sz w:val="25"/>
         </w:rPr>
-        <w:t>Trading Debts and Business Losses</w:t>
+        <w:t>Pollution</w:t>
       </w:r>
       <w:bookmarkEnd w:id="66"/>
     </w:p>
@@ -2888,11 +2931,11 @@
           <w:b w:val="0"/>
           <w:i w:val="0"/>
         </w:rPr>
-        <w:t>For: (a) fees, charges, or debts owed to you; (b) your lost profit, mark-up, or overheads; (c) any trading loss or loss of any client, contract, or business opportunity; or (d) your liability for GST or any other tax.</w:t>
+        <w:t>Arising from pollution — unless the pollution is sudden, accidental, unintended, and unexpected, and results directly from your business activity.</w:t>
       </w:r>
     </w:p>
     <w:p>
-      <w:bookmarkStart w:id="67" w:name="c_pi_excl_related_party_claims"/>
+      <w:bookmarkStart w:id="67" w:name="c_pi_excl_trading_debts_and_business_los"/>
       <w:r>
         <w:rPr>
           <w:rFonts w:ascii="Georgia" w:hAnsi="Georgia" w:eastAsia="Georgia"/>
@@ -2901,7 +2944,7 @@
           <w:color w:val="2E5C4E"/>
           <w:sz w:val="25"/>
         </w:rPr>
-        <w:t>Related Party Claims</w:t>
+        <w:t>Trading Debts and Business Losses</w:t>
       </w:r>
       <w:bookmarkEnd w:id="67"/>
     </w:p>
@@ -2911,11 +2954,11 @@
           <w:b w:val="0"/>
           <w:i w:val="0"/>
         </w:rPr>
-        <w:t>For any claim brought by: (a) any entity that controls you, is controlled by you, or is under common control with you; (b) any person or entity holding a financial, executive, or managerial interest of 15% or more in you; or (c) any entity in which you hold such an interest. However: this exclusion does not apply to a claim based on your liability to an independent third party arising directly from the performance of your business activity for that third party.</w:t>
+        <w:t>For: (a) fees, charges, or debts owed to you; (b) your lost profit, mark-up, or overheads; (c) any trading loss or loss of any client, contract, or business opportunity; or (d) your liability for GST or any other tax.</w:t>
       </w:r>
     </w:p>
     <w:p>
-      <w:bookmarkStart w:id="68" w:name="c_pi_excl_non_compensatory_payments"/>
+      <w:bookmarkStart w:id="68" w:name="c_pi_excl_related_party_claims"/>
       <w:r>
         <w:rPr>
           <w:rFonts w:ascii="Georgia" w:hAnsi="Georgia" w:eastAsia="Georgia"/>
@@ -2924,9 +2967,32 @@
           <w:color w:val="2E5C4E"/>
           <w:sz w:val="25"/>
         </w:rPr>
+        <w:t>Related Party Claims</w:t>
+      </w:r>
+      <w:bookmarkEnd w:id="68"/>
+    </w:p>
+    <w:p>
+      <w:r>
+        <w:rPr>
+          <w:b w:val="0"/>
+          <w:i w:val="0"/>
+        </w:rPr>
+        <w:t>For any claim brought by: (a) any entity that controls you, is controlled by you, or is under common control with you; (b) any person or entity holding a financial, executive, or managerial interest of 15% or more in you; or (c) any entity in which you hold such an interest. However: this exclusion does not apply to a claim based on your liability to an independent third party arising directly from the performance of your business activity for that third party.</w:t>
+      </w:r>
+    </w:p>
+    <w:p>
+      <w:bookmarkStart w:id="69" w:name="c_pi_excl_non_compensatory_payments"/>
+      <w:r>
+        <w:rPr>
+          <w:rFonts w:ascii="Georgia" w:hAnsi="Georgia" w:eastAsia="Georgia"/>
+          <w:b/>
+          <w:i w:val="0"/>
+          <w:color w:val="2E5C4E"/>
+          <w:sz w:val="25"/>
+        </w:rPr>
         <w:t>Non-Compensatory Payments</w:t>
       </w:r>
-      <w:bookmarkEnd w:id="68"/>
+      <w:bookmarkEnd w:id="69"/>
     </w:p>
     <w:p>
       <w:r>
@@ -2954,7 +3020,7 @@
       </w:r>
     </w:p>
     <w:p>
-      <w:bookmarkStart w:id="69" w:name="c_pi_arch_excl_excluded_activities"/>
+      <w:bookmarkStart w:id="70" w:name="c_pi_arch_excl_excluded_activities"/>
       <w:r>
         <w:rPr>
           <w:rFonts w:ascii="Georgia" w:hAnsi="Georgia" w:eastAsia="Georgia"/>
@@ -2964,147 +3030,106 @@
           <w:sz w:val="25"/>
         </w:rPr>
         <w:t>Excluded Engineering Activities</w:t>
-      </w:r>
-      <w:bookmarkEnd w:id="69"/>
-    </w:p>
-    <w:p>
-      <w:r>
-        <w:rPr>
-          <w:b w:val="0"/>
-          <w:i w:val="0"/>
-        </w:rPr>
-        <w:t>Arising from:</w:t>
-      </w:r>
-    </w:p>
-    <w:p>
-      <w:r>
-        <w:rPr>
-          <w:b w:val="0"/>
-          <w:i w:val="0"/>
-        </w:rPr>
-        <w:t>(a) environmental engineering or pollution control;</w:t>
-      </w:r>
-    </w:p>
-    <w:p>
-      <w:r>
-        <w:rPr>
-          <w:b w:val="0"/>
-          <w:i w:val="0"/>
-        </w:rPr>
-        <w:t>(b) the design or construction of bridges or tunnels;</w:t>
-      </w:r>
-    </w:p>
-    <w:p>
-      <w:r>
-        <w:rPr>
-          <w:b w:val="0"/>
-          <w:i w:val="0"/>
-        </w:rPr>
-        <w:t>(c) the design or construction of dams more than 6 metres in height;</w:t>
-      </w:r>
-    </w:p>
-    <w:p>
-      <w:r>
-        <w:rPr>
-          <w:b w:val="0"/>
-          <w:i w:val="0"/>
-        </w:rPr>
-        <w:t>(d) geological estimates prepared for a prospectus or other disclosure document;</w:t>
-      </w:r>
-    </w:p>
-    <w:p>
-      <w:r>
-        <w:rPr>
-          <w:b w:val="0"/>
-          <w:i w:val="0"/>
-        </w:rPr>
-        <w:t>(e) mineral extraction;</w:t>
-      </w:r>
-    </w:p>
-    <w:p>
-      <w:r>
-        <w:rPr>
-          <w:b w:val="0"/>
-          <w:i w:val="0"/>
-        </w:rPr>
-        <w:t>(f) oil and gas services;</w:t>
-      </w:r>
-    </w:p>
-    <w:p>
-      <w:r>
-        <w:rPr>
-          <w:b w:val="0"/>
-          <w:i w:val="0"/>
-        </w:rPr>
-        <w:t>(g) marine surveys;</w:t>
-      </w:r>
-    </w:p>
-    <w:p>
-      <w:r>
-        <w:rPr>
-          <w:b w:val="0"/>
-          <w:i w:val="0"/>
-        </w:rPr>
-        <w:t>(h) nuclear engineering;</w:t>
-      </w:r>
-    </w:p>
-    <w:p>
-      <w:r>
-        <w:rPr>
-          <w:b w:val="0"/>
-          <w:i w:val="0"/>
-        </w:rPr>
-        <w:t>(i) chemical engineering; or</w:t>
-      </w:r>
-    </w:p>
-    <w:p>
-      <w:r>
-        <w:rPr>
-          <w:b w:val="0"/>
-          <w:i w:val="0"/>
-        </w:rPr>
-        <w:t>(j) pre-purchase building inspections.</w:t>
-      </w:r>
-    </w:p>
-    <w:p>
-      <w:bookmarkStart w:id="70" w:name="c_pi_section_payment"/>
-      <w:r>
-        <w:rPr>
-          <w:rFonts w:ascii="Georgia" w:hAnsi="Georgia" w:eastAsia="Georgia"/>
-          <w:b/>
-          <w:i w:val="0"/>
-          <w:color w:val="1C1915"/>
-          <w:sz w:val="32"/>
-        </w:rPr>
-        <w:t>How Much We Will Pay</w:t>
       </w:r>
       <w:bookmarkEnd w:id="70"/>
     </w:p>
     <w:p>
-      <w:bookmarkStart w:id="71" w:name="c_pi_pay_limit_of_liability"/>
+      <w:r>
+        <w:rPr>
+          <w:b w:val="0"/>
+          <w:i w:val="0"/>
+        </w:rPr>
+        <w:t>Arising from:</w:t>
+      </w:r>
+    </w:p>
+    <w:p>
+      <w:r>
+        <w:rPr>
+          <w:b w:val="0"/>
+          <w:i w:val="0"/>
+        </w:rPr>
+        <w:t>(a) the design or construction of dams more than 6 metres in height;</w:t>
+      </w:r>
+    </w:p>
+    <w:p>
+      <w:r>
+        <w:rPr>
+          <w:b w:val="0"/>
+          <w:i w:val="0"/>
+        </w:rPr>
+        <w:t>(b) geological estimates prepared for a prospectus or other disclosure document;</w:t>
+      </w:r>
+    </w:p>
+    <w:p>
+      <w:r>
+        <w:rPr>
+          <w:b w:val="0"/>
+          <w:i w:val="0"/>
+        </w:rPr>
+        <w:t>(c) mineral extraction;</w:t>
+      </w:r>
+    </w:p>
+    <w:p>
+      <w:r>
+        <w:rPr>
+          <w:b w:val="0"/>
+          <w:i w:val="0"/>
+        </w:rPr>
+        <w:t>(d) oil and gas services;</w:t>
+      </w:r>
+    </w:p>
+    <w:p>
+      <w:r>
+        <w:rPr>
+          <w:b w:val="0"/>
+          <w:i w:val="0"/>
+        </w:rPr>
+        <w:t>(e) marine surveys;</w:t>
+      </w:r>
+    </w:p>
+    <w:p>
+      <w:r>
+        <w:rPr>
+          <w:b w:val="0"/>
+          <w:i w:val="0"/>
+        </w:rPr>
+        <w:t>(f) nuclear engineering;</w:t>
+      </w:r>
+    </w:p>
+    <w:p>
+      <w:r>
+        <w:rPr>
+          <w:b w:val="0"/>
+          <w:i w:val="0"/>
+        </w:rPr>
+        <w:t>(g) chemical engineering; or</w:t>
+      </w:r>
+    </w:p>
+    <w:p>
+      <w:r>
+        <w:rPr>
+          <w:b w:val="0"/>
+          <w:i w:val="0"/>
+        </w:rPr>
+        <w:t>(h) pre-purchase building inspections.</w:t>
+      </w:r>
+    </w:p>
+    <w:p>
+      <w:bookmarkStart w:id="71" w:name="c_pi_section_payment"/>
       <w:r>
         <w:rPr>
           <w:rFonts w:ascii="Georgia" w:hAnsi="Georgia" w:eastAsia="Georgia"/>
           <w:b/>
           <w:i w:val="0"/>
-          <w:color w:val="2E5C4E"/>
-          <w:sz w:val="25"/>
-        </w:rPr>
-        <w:t>Limit of Liability</w:t>
+          <w:color w:val="1C1915"/>
+          <w:sz w:val="32"/>
+        </w:rPr>
+        <w:t>How Much We Will Pay</w:t>
       </w:r>
       <w:bookmarkEnd w:id="71"/>
     </w:p>
     <w:p>
-      <w:r>
-        <w:rPr>
-          <w:b w:val="0"/>
-          <w:i w:val="0"/>
-        </w:rPr>
-        <w:t>The most we will pay for all claims and defence costs combined during the policy period is the limit of liability shown in your schedule. This is an aggregate limit — it applies to all claims combined, regardless of how many are made or how many insured persons are involved.</w:t>
-      </w:r>
-    </w:p>
-    <w:p>
-      <w:bookmarkStart w:id="72" w:name="c_pi_pay_sub_limits"/>
+      <w:bookmarkStart w:id="72" w:name="c_pi_pay_limit_of_liability"/>
       <w:r>
         <w:rPr>
           <w:rFonts w:ascii="Georgia" w:hAnsi="Georgia" w:eastAsia="Georgia"/>
@@ -3113,7 +3138,7 @@
           <w:color w:val="2E5C4E"/>
           <w:sz w:val="25"/>
         </w:rPr>
-        <w:t>Sub-Limits</w:t>
+        <w:t>Limit of Liability</w:t>
       </w:r>
       <w:bookmarkEnd w:id="72"/>
     </w:p>
@@ -3123,11 +3148,11 @@
           <w:b w:val="0"/>
           <w:i w:val="0"/>
         </w:rPr>
-        <w:t>Where a sub-limit is shown — in this wording or the schedule — it is the most we will pay for that type of cover. Sub-limits are included within — not in addition to — the limit of liability, unless the schedule states otherwise.</w:t>
+        <w:t>The most we will pay for all claims and defence costs combined during the policy period is the limit of liability shown in your schedule. This is an aggregate limit — it applies to all claims combined, regardless of how many are made or how many insured persons are involved.</w:t>
       </w:r>
     </w:p>
     <w:p>
-      <w:bookmarkStart w:id="73" w:name="c_pi_pay_defence_costs"/>
+      <w:bookmarkStart w:id="73" w:name="c_pi_arch_pay_automatic_reinstatement"/>
       <w:r>
         <w:rPr>
           <w:rFonts w:ascii="Georgia" w:hAnsi="Georgia" w:eastAsia="Georgia"/>
@@ -3136,9 +3161,107 @@
           <w:color w:val="2E5C4E"/>
           <w:sz w:val="25"/>
         </w:rPr>
+        <w:t>Automatic Reinstatement</w:t>
+      </w:r>
+      <w:bookmarkEnd w:id="73"/>
+    </w:p>
+    <w:p>
+      <w:r>
+        <w:rPr>
+          <w:b w:val="0"/>
+          <w:i w:val="0"/>
+        </w:rPr>
+        <w:t xml:space="preserve">Despite </w:t>
+      </w:r>
+      <w:hyperlink w:anchor="c_pi_pay_limit_of_liability">
+        <w:r>
+          <w:rPr>
+            <w:color w:val="2E5C4E"/>
+            <w:u w:val="single"/>
+          </w:rPr>
+          <w:t xml:space="preserve">the Limit of Liability provision</w:t>
+        </w:r>
+      </w:hyperlink>
+      <w:r>
+        <w:rPr>
+          <w:b w:val="0"/>
+          <w:i w:val="0"/>
+        </w:rPr>
+        <w:t>, if payments under this policy reduce or exhaust the limit of liability, it is reinstated once during the policy period, in full and without additional premium.</w:t>
+      </w:r>
+    </w:p>
+    <w:p>
+      <w:r>
+        <w:rPr>
+          <w:b w:val="0"/>
+          <w:i w:val="0"/>
+        </w:rPr>
+        <w:t>The reinstated limit of liability:</w:t>
+      </w:r>
+    </w:p>
+    <w:p>
+      <w:r>
+        <w:rPr>
+          <w:b w:val="0"/>
+          <w:i w:val="0"/>
+        </w:rPr>
+        <w:t>(a) is available only for a claim that does not arise from the same, similar or related acts, errors or omissions as a claim already paid under this policy; and</w:t>
+      </w:r>
+    </w:p>
+    <w:p>
+      <w:r>
+        <w:rPr>
+          <w:b w:val="0"/>
+          <w:i w:val="0"/>
+        </w:rPr>
+        <w:t>(b) does not increase the most we will pay for any one claim, which remains the limit of liability.</w:t>
+      </w:r>
+    </w:p>
+    <w:p>
+      <w:r>
+        <w:rPr>
+          <w:b w:val="0"/>
+          <w:i w:val="0"/>
+        </w:rPr>
+        <w:t>The most we will pay for all claims during the policy period is twice the limit of liability.</w:t>
+      </w:r>
+    </w:p>
+    <w:p>
+      <w:bookmarkStart w:id="74" w:name="c_pi_pay_sub_limits"/>
+      <w:r>
+        <w:rPr>
+          <w:rFonts w:ascii="Georgia" w:hAnsi="Georgia" w:eastAsia="Georgia"/>
+          <w:b/>
+          <w:i w:val="0"/>
+          <w:color w:val="2E5C4E"/>
+          <w:sz w:val="25"/>
+        </w:rPr>
+        <w:t>Sub-Limits</w:t>
+      </w:r>
+      <w:bookmarkEnd w:id="74"/>
+    </w:p>
+    <w:p>
+      <w:r>
+        <w:rPr>
+          <w:b w:val="0"/>
+          <w:i w:val="0"/>
+        </w:rPr>
+        <w:t>Where a sub-limit is shown — in this wording or the schedule — it is the most we will pay for that type of cover. Sub-limits are included within — not in addition to — the limit of liability, unless the schedule states otherwise.</w:t>
+      </w:r>
+    </w:p>
+    <w:p>
+      <w:bookmarkStart w:id="75" w:name="c_pi_pay_defence_costs"/>
+      <w:r>
+        <w:rPr>
+          <w:rFonts w:ascii="Georgia" w:hAnsi="Georgia" w:eastAsia="Georgia"/>
+          <w:b/>
+          <w:i w:val="0"/>
+          <w:color w:val="2E5C4E"/>
+          <w:sz w:val="25"/>
+        </w:rPr>
         <w:t>Defence Costs</w:t>
       </w:r>
-      <w:bookmarkEnd w:id="73"/>
+      <w:bookmarkEnd w:id="75"/>
     </w:p>
     <w:p>
       <w:r>
@@ -3207,7 +3330,7 @@
       </w:r>
     </w:p>
     <w:p>
-      <w:bookmarkStart w:id="74" w:name="c_pi_pay_excess"/>
+      <w:bookmarkStart w:id="76" w:name="c_pi_pay_excess"/>
       <w:r>
         <w:rPr>
           <w:rFonts w:ascii="Georgia" w:hAnsi="Georgia" w:eastAsia="Georgia"/>
@@ -3217,52 +3340,6 @@
           <w:sz w:val="25"/>
         </w:rPr>
         <w:t>Excess</w:t>
-      </w:r>
-      <w:bookmarkEnd w:id="74"/>
-    </w:p>
-    <w:p>
-      <w:r>
-        <w:rPr>
-          <w:b w:val="0"/>
-          <w:i w:val="0"/>
-        </w:rPr>
-        <w:t>You must pay the excess shown in the schedule as the first part of each claim, applied to loss and defence costs combined unless the schedule states otherwise. The excess applies even where a claim involves only defence costs.</w:t>
-      </w:r>
-    </w:p>
-    <w:p>
-      <w:bookmarkStart w:id="75" w:name="c_pi_pay_other_insurance"/>
-      <w:r>
-        <w:rPr>
-          <w:rFonts w:ascii="Georgia" w:hAnsi="Georgia" w:eastAsia="Georgia"/>
-          <w:b/>
-          <w:i w:val="0"/>
-          <w:color w:val="2E5C4E"/>
-          <w:sz w:val="25"/>
-        </w:rPr>
-        <w:t>Other Insurance</w:t>
-      </w:r>
-      <w:bookmarkEnd w:id="75"/>
-    </w:p>
-    <w:p>
-      <w:r>
-        <w:rPr>
-          <w:b w:val="0"/>
-          <w:i w:val="0"/>
-        </w:rPr>
-        <w:t>If you have other insurance that covers the same loss, notify us promptly. Consistent with s.45 of the Insurance Contracts Act 1984 (Cth), you may claim under this policy or your other policy. We may seek contribution from the other insurer in proportion to each policy's liability.</w:t>
-      </w:r>
-    </w:p>
-    <w:p>
-      <w:bookmarkStart w:id="76" w:name="c_pi_pay_paying_out_the_limit"/>
-      <w:r>
-        <w:rPr>
-          <w:rFonts w:ascii="Georgia" w:hAnsi="Georgia" w:eastAsia="Georgia"/>
-          <w:b/>
-          <w:i w:val="0"/>
-          <w:color w:val="2E5C4E"/>
-          <w:sz w:val="25"/>
-        </w:rPr>
-        <w:t>Paying Out the Limit</w:t>
       </w:r>
       <w:bookmarkEnd w:id="76"/>
     </w:p>
@@ -3272,11 +3349,11 @@
           <w:b w:val="0"/>
           <w:i w:val="0"/>
         </w:rPr>
-        <w:t>At any time during a claim, we may pay you the limit of liability (or whatever remains after earlier payments) and our obligation to defend or pay further amounts will end. We will give you reasonable notice and the opportunity to take over the defence at your own cost before doing so.</w:t>
+        <w:t>You must pay the excess shown in the schedule as the first part of each claim, applied to loss and defence costs combined unless the schedule states otherwise. The excess applies even where a claim involves only defence costs.</w:t>
       </w:r>
     </w:p>
     <w:p>
-      <w:bookmarkStart w:id="77" w:name="c_pi_pay_allocation"/>
+      <w:bookmarkStart w:id="77" w:name="c_pi_pay_other_insurance"/>
       <w:r>
         <w:rPr>
           <w:rFonts w:ascii="Georgia" w:hAnsi="Georgia" w:eastAsia="Georgia"/>
@@ -3285,9 +3362,55 @@
           <w:color w:val="2E5C4E"/>
           <w:sz w:val="25"/>
         </w:rPr>
+        <w:t>Other Insurance</w:t>
+      </w:r>
+      <w:bookmarkEnd w:id="77"/>
+    </w:p>
+    <w:p>
+      <w:r>
+        <w:rPr>
+          <w:b w:val="0"/>
+          <w:i w:val="0"/>
+        </w:rPr>
+        <w:t>If you have other insurance that covers the same loss, notify us promptly. Consistent with s.45 of the Insurance Contracts Act 1984 (Cth), you may claim under this policy or your other policy. We may seek contribution from the other insurer in proportion to each policy's liability.</w:t>
+      </w:r>
+    </w:p>
+    <w:p>
+      <w:bookmarkStart w:id="78" w:name="c_pi_pay_paying_out_the_limit"/>
+      <w:r>
+        <w:rPr>
+          <w:rFonts w:ascii="Georgia" w:hAnsi="Georgia" w:eastAsia="Georgia"/>
+          <w:b/>
+          <w:i w:val="0"/>
+          <w:color w:val="2E5C4E"/>
+          <w:sz w:val="25"/>
+        </w:rPr>
+        <w:t>Paying Out the Limit</w:t>
+      </w:r>
+      <w:bookmarkEnd w:id="78"/>
+    </w:p>
+    <w:p>
+      <w:r>
+        <w:rPr>
+          <w:b w:val="0"/>
+          <w:i w:val="0"/>
+        </w:rPr>
+        <w:t>At any time during a claim, we may pay you the limit of liability (or whatever remains after earlier payments) and our obligation to defend or pay further amounts will end. We will give you reasonable notice and the opportunity to take over the defence at your own cost before doing so.</w:t>
+      </w:r>
+    </w:p>
+    <w:p>
+      <w:bookmarkStart w:id="79" w:name="c_pi_pay_allocation"/>
+      <w:r>
+        <w:rPr>
+          <w:rFonts w:ascii="Georgia" w:hAnsi="Georgia" w:eastAsia="Georgia"/>
+          <w:b/>
+          <w:i w:val="0"/>
+          <w:color w:val="2E5C4E"/>
+          <w:sz w:val="25"/>
+        </w:rPr>
         <w:t>Allocation</w:t>
       </w:r>
-      <w:bookmarkEnd w:id="77"/>
+      <w:bookmarkEnd w:id="79"/>
     </w:p>
     <w:p>
       <w:r>
@@ -3381,7 +3504,7 @@
       </w:r>
     </w:p>
     <w:p>
-      <w:bookmarkStart w:id="78" w:name="c_pi_section_obligations"/>
+      <w:bookmarkStart w:id="80" w:name="c_pi_section_obligations"/>
       <w:r>
         <w:rPr>
           <w:rFonts w:ascii="Georgia" w:hAnsi="Georgia" w:eastAsia="Georgia"/>
@@ -3392,7 +3515,7 @@
         </w:rPr>
         <w:t>Your Obligations</w:t>
       </w:r>
-      <w:bookmarkEnd w:id="78"/>
+      <w:bookmarkEnd w:id="80"/>
     </w:p>
     <w:p>
       <w:r>
@@ -3436,7 +3559,7 @@
       </w:r>
     </w:p>
     <w:p>
-      <w:bookmarkStart w:id="79" w:name="c_pi_obl_tell_us_about_claims"/>
+      <w:bookmarkStart w:id="81" w:name="c_pi_obl_tell_us_about_claims"/>
       <w:r>
         <w:rPr>
           <w:rFonts w:ascii="Georgia" w:hAnsi="Georgia" w:eastAsia="Georgia"/>
@@ -3447,7 +3570,7 @@
         </w:rPr>
         <w:t>Tell Us About Claims</w:t>
       </w:r>
-      <w:bookmarkEnd w:id="79"/>
+      <w:bookmarkEnd w:id="81"/>
     </w:p>
     <w:p>
       <w:r>
@@ -3459,7 +3582,7 @@
       </w:r>
     </w:p>
     <w:p>
-      <w:bookmarkStart w:id="80" w:name="c_pi_obl_tell_us_about_circumstances"/>
+      <w:bookmarkStart w:id="82" w:name="c_pi_obl_tell_us_about_circumstances"/>
       <w:r>
         <w:rPr>
           <w:rFonts w:ascii="Georgia" w:hAnsi="Georgia" w:eastAsia="Georgia"/>
@@ -3470,7 +3593,7 @@
         </w:rPr>
         <w:t>Tell Us About Circumstances</w:t>
       </w:r>
-      <w:bookmarkEnd w:id="80"/>
+      <w:bookmarkEnd w:id="82"/>
     </w:p>
     <w:p>
       <w:r>
@@ -3507,7 +3630,7 @@
       </w:r>
     </w:p>
     <w:p>
-      <w:bookmarkStart w:id="81" w:name="c_pi_obl_do_not_admit_liability"/>
+      <w:bookmarkStart w:id="83" w:name="c_pi_obl_do_not_admit_liability"/>
       <w:r>
         <w:rPr>
           <w:rFonts w:ascii="Georgia" w:hAnsi="Georgia" w:eastAsia="Georgia"/>
@@ -3517,52 +3640,6 @@
           <w:sz w:val="25"/>
         </w:rPr>
         <w:t>Do Not Admit Liability</w:t>
-      </w:r>
-      <w:bookmarkEnd w:id="81"/>
-    </w:p>
-    <w:p>
-      <w:r>
-        <w:rPr>
-          <w:b w:val="0"/>
-          <w:i w:val="0"/>
-        </w:rPr>
-        <w:t>Do not admit liability, make any offer or promise to pay, or agree to settle any claim without our written consent. We will not unreasonably withhold or delay consent.</w:t>
-      </w:r>
-    </w:p>
-    <w:p>
-      <w:bookmarkStart w:id="82" w:name="c_pi_obl_cooperate_with_us"/>
-      <w:r>
-        <w:rPr>
-          <w:rFonts w:ascii="Georgia" w:hAnsi="Georgia" w:eastAsia="Georgia"/>
-          <w:b/>
-          <w:i w:val="0"/>
-          <w:color w:val="2E5C4E"/>
-          <w:sz w:val="25"/>
-        </w:rPr>
-        <w:t>Cooperate With Us</w:t>
-      </w:r>
-      <w:bookmarkEnd w:id="82"/>
-    </w:p>
-    <w:p>
-      <w:r>
-        <w:rPr>
-          <w:b w:val="0"/>
-          <w:i w:val="0"/>
-        </w:rPr>
-        <w:t>Give us all information, documents, and assistance we reasonably need to handle the claim. Attend any meetings, examinations, or proceedings we reasonably require.</w:t>
-      </w:r>
-    </w:p>
-    <w:p>
-      <w:bookmarkStart w:id="83" w:name="c_pi_obl_mitigate_your_loss"/>
-      <w:r>
-        <w:rPr>
-          <w:rFonts w:ascii="Georgia" w:hAnsi="Georgia" w:eastAsia="Georgia"/>
-          <w:b/>
-          <w:i w:val="0"/>
-          <w:color w:val="2E5C4E"/>
-          <w:sz w:val="25"/>
-        </w:rPr>
-        <w:t>Mitigate Your Loss</w:t>
       </w:r>
       <w:bookmarkEnd w:id="83"/>
     </w:p>
@@ -3572,11 +3649,11 @@
           <w:b w:val="0"/>
           <w:i w:val="0"/>
         </w:rPr>
-        <w:t>Take all reasonable steps to prevent or reduce any loss that might be covered by this policy.</w:t>
+        <w:t>Do not admit liability, make any offer or promise to pay, or agree to settle any claim without our written consent. We will not unreasonably withhold or delay consent.</w:t>
       </w:r>
     </w:p>
     <w:p>
-      <w:bookmarkStart w:id="84" w:name="c_pi_obl_preserve_our_recovery_rights"/>
+      <w:bookmarkStart w:id="84" w:name="c_pi_obl_cooperate_with_us"/>
       <w:r>
         <w:rPr>
           <w:rFonts w:ascii="Georgia" w:hAnsi="Georgia" w:eastAsia="Georgia"/>
@@ -3585,7 +3662,7 @@
           <w:color w:val="2E5C4E"/>
           <w:sz w:val="25"/>
         </w:rPr>
-        <w:t>Preserve Our Recovery Rights</w:t>
+        <w:t>Cooperate With Us</w:t>
       </w:r>
       <w:bookmarkEnd w:id="84"/>
     </w:p>
@@ -3595,11 +3672,11 @@
           <w:b w:val="0"/>
           <w:i w:val="0"/>
         </w:rPr>
-        <w:t>Do not do anything after a claim is made that might prejudice our right to recover from any third party. If we pay a claim, we may take action in your name to recover what we have paid.</w:t>
+        <w:t>Give us all information, documents, and assistance we reasonably need to handle the claim. Attend any meetings, examinations, or proceedings we reasonably require.</w:t>
       </w:r>
     </w:p>
     <w:p>
-      <w:bookmarkStart w:id="85" w:name="c_pi_obl_tell_us_about_other_insurance"/>
+      <w:bookmarkStart w:id="85" w:name="c_pi_obl_mitigate_your_loss"/>
       <w:r>
         <w:rPr>
           <w:rFonts w:ascii="Georgia" w:hAnsi="Georgia" w:eastAsia="Georgia"/>
@@ -3608,7 +3685,7 @@
           <w:color w:val="2E5C4E"/>
           <w:sz w:val="25"/>
         </w:rPr>
-        <w:t>Tell Us About Other Insurance</w:t>
+        <w:t>Mitigate Your Loss</w:t>
       </w:r>
       <w:bookmarkEnd w:id="85"/>
     </w:p>
@@ -3618,11 +3695,11 @@
           <w:b w:val="0"/>
           <w:i w:val="0"/>
         </w:rPr>
-        <w:t>Tell us about any other insurance that might cover the same loss.</w:t>
+        <w:t>Take all reasonable steps to prevent or reduce any loss that might be covered by this policy.</w:t>
       </w:r>
     </w:p>
     <w:p>
-      <w:bookmarkStart w:id="86" w:name="c_pi_obl_tell_us_about_changes"/>
+      <w:bookmarkStart w:id="86" w:name="c_pi_obl_preserve_our_recovery_rights"/>
       <w:r>
         <w:rPr>
           <w:rFonts w:ascii="Georgia" w:hAnsi="Georgia" w:eastAsia="Georgia"/>
@@ -3631,9 +3708,55 @@
           <w:color w:val="2E5C4E"/>
           <w:sz w:val="25"/>
         </w:rPr>
+        <w:t>Preserve Our Recovery Rights</w:t>
+      </w:r>
+      <w:bookmarkEnd w:id="86"/>
+    </w:p>
+    <w:p>
+      <w:r>
+        <w:rPr>
+          <w:b w:val="0"/>
+          <w:i w:val="0"/>
+        </w:rPr>
+        <w:t>Do not do anything after a claim is made that might prejudice our right to recover from any third party. If we pay a claim, we may take action in your name to recover what we have paid.</w:t>
+      </w:r>
+    </w:p>
+    <w:p>
+      <w:bookmarkStart w:id="87" w:name="c_pi_obl_tell_us_about_other_insurance"/>
+      <w:r>
+        <w:rPr>
+          <w:rFonts w:ascii="Georgia" w:hAnsi="Georgia" w:eastAsia="Georgia"/>
+          <w:b/>
+          <w:i w:val="0"/>
+          <w:color w:val="2E5C4E"/>
+          <w:sz w:val="25"/>
+        </w:rPr>
+        <w:t>Tell Us About Other Insurance</w:t>
+      </w:r>
+      <w:bookmarkEnd w:id="87"/>
+    </w:p>
+    <w:p>
+      <w:r>
+        <w:rPr>
+          <w:b w:val="0"/>
+          <w:i w:val="0"/>
+        </w:rPr>
+        <w:t>Tell us about any other insurance that might cover the same loss.</w:t>
+      </w:r>
+    </w:p>
+    <w:p>
+      <w:bookmarkStart w:id="88" w:name="c_pi_obl_tell_us_about_changes"/>
+      <w:r>
+        <w:rPr>
+          <w:rFonts w:ascii="Georgia" w:hAnsi="Georgia" w:eastAsia="Georgia"/>
+          <w:b/>
+          <w:i w:val="0"/>
+          <w:color w:val="2E5C4E"/>
+          <w:sz w:val="25"/>
+        </w:rPr>
         <w:t>Tell Us About Changes</w:t>
       </w:r>
-      <w:bookmarkEnd w:id="86"/>
+      <w:bookmarkEnd w:id="88"/>
     </w:p>
     <w:p>
       <w:r>
@@ -3670,7 +3793,7 @@
       </w:r>
     </w:p>
     <w:p>
-      <w:bookmarkStart w:id="87" w:name="c_pi_obl_individual_treatment_of_insured"/>
+      <w:bookmarkStart w:id="89" w:name="c_pi_obl_individual_treatment_of_insured"/>
       <w:r>
         <w:rPr>
           <w:rFonts w:ascii="Georgia" w:hAnsi="Georgia" w:eastAsia="Georgia"/>
@@ -3681,7 +3804,7 @@
         </w:rPr>
         <w:t>Individual Treatment of Insured Persons</w:t>
       </w:r>
-      <w:bookmarkEnd w:id="87"/>
+      <w:bookmarkEnd w:id="89"/>
     </w:p>
     <w:p>
       <w:r>
@@ -3805,7 +3928,7 @@
       </w:r>
     </w:p>
     <w:p>
-      <w:bookmarkStart w:id="88" w:name="c_pi_section_conditions"/>
+      <w:bookmarkStart w:id="90" w:name="c_pi_section_conditions"/>
       <w:r>
         <w:rPr>
           <w:rFonts w:ascii="Georgia" w:hAnsi="Georgia" w:eastAsia="Georgia"/>
@@ -3816,10 +3939,10 @@
         </w:rPr>
         <w:t>General Conditions</w:t>
       </w:r>
-      <w:bookmarkEnd w:id="88"/>
+      <w:bookmarkEnd w:id="90"/>
     </w:p>
     <w:p>
-      <w:bookmarkStart w:id="89" w:name="c_pi_cond_insurance_contracts_act"/>
+      <w:bookmarkStart w:id="91" w:name="c_pi_cond_insurance_contracts_act"/>
       <w:r>
         <w:rPr>
           <w:rFonts w:ascii="Georgia" w:hAnsi="Georgia" w:eastAsia="Georgia"/>
@@ -3830,7 +3953,7 @@
         </w:rPr>
         <w:t>Insurance Contracts Act 1984 (Cth)</w:t>
       </w:r>
-      <w:bookmarkEnd w:id="89"/>
+      <w:bookmarkEnd w:id="91"/>
     </w:p>
     <w:p>
       <w:r>
@@ -3945,7 +4068,7 @@
       </w:r>
     </w:p>
     <w:p>
-      <w:bookmarkStart w:id="90" w:name="c_pi_cond_your_duty_of_disclosure"/>
+      <w:bookmarkStart w:id="92" w:name="c_pi_cond_your_duty_of_disclosure"/>
       <w:r>
         <w:rPr>
           <w:rFonts w:ascii="Georgia" w:hAnsi="Georgia" w:eastAsia="Georgia"/>
@@ -3956,7 +4079,7 @@
         </w:rPr>
         <w:t>Your Duty of Disclosure</w:t>
       </w:r>
-      <w:bookmarkEnd w:id="90"/>
+      <w:bookmarkEnd w:id="92"/>
     </w:p>
     <w:p>
       <w:r>
@@ -4018,7 +4141,7 @@
       </w:r>
     </w:p>
     <w:p>
-      <w:bookmarkStart w:id="91" w:name="c_pi_cond_cancellation"/>
+      <w:bookmarkStart w:id="93" w:name="c_pi_cond_cancellation"/>
       <w:r>
         <w:rPr>
           <w:rFonts w:ascii="Georgia" w:hAnsi="Georgia" w:eastAsia="Georgia"/>
@@ -4029,7 +4152,7 @@
         </w:rPr>
         <w:t>Cancellation</w:t>
       </w:r>
-      <w:bookmarkEnd w:id="91"/>
+      <w:bookmarkEnd w:id="93"/>
     </w:p>
     <w:p>
       <w:r>
@@ -4050,7 +4173,7 @@
       </w:r>
     </w:p>
     <w:p>
-      <w:bookmarkStart w:id="92" w:name="c_pi_cond_governing_law"/>
+      <w:bookmarkStart w:id="94" w:name="c_pi_cond_governing_law"/>
       <w:r>
         <w:rPr>
           <w:rFonts w:ascii="Georgia" w:hAnsi="Georgia" w:eastAsia="Georgia"/>
@@ -4061,7 +4184,7 @@
         </w:rPr>
         <w:t>Governing Law</w:t>
       </w:r>
-      <w:bookmarkEnd w:id="92"/>
+      <w:bookmarkEnd w:id="94"/>
     </w:p>
     <w:p>
       <w:r>
@@ -4073,7 +4196,7 @@
       </w:r>
     </w:p>
     <w:p>
-      <w:bookmarkStart w:id="93" w:name="c_pi_cond_jurisdiction"/>
+      <w:bookmarkStart w:id="95" w:name="c_pi_cond_jurisdiction"/>
       <w:r>
         <w:rPr>
           <w:rFonts w:ascii="Georgia" w:hAnsi="Georgia" w:eastAsia="Georgia"/>
@@ -4084,7 +4207,7 @@
         </w:rPr>
         <w:t>Jurisdiction</w:t>
       </w:r>
-      <w:bookmarkEnd w:id="93"/>
+      <w:bookmarkEnd w:id="95"/>
     </w:p>
     <w:p>
       <w:r>
@@ -4112,7 +4235,7 @@
       </w:r>
     </w:p>
     <w:p>
-      <w:bookmarkStart w:id="94" w:name="c_pi_cond_gst"/>
+      <w:bookmarkStart w:id="96" w:name="c_pi_cond_gst"/>
       <w:r>
         <w:rPr>
           <w:rFonts w:ascii="Georgia" w:hAnsi="Georgia" w:eastAsia="Georgia"/>
@@ -4122,61 +4245,6 @@
           <w:sz w:val="25"/>
         </w:rPr>
         <w:t>GST</w:t>
-      </w:r>
-      <w:bookmarkEnd w:id="94"/>
-    </w:p>
-    <w:p>
-      <w:r>
-        <w:rPr>
-          <w:b w:val="0"/>
-          <w:i w:val="0"/>
-        </w:rPr>
-        <w:t>Tell us the extent of any input tax credit you are entitled to claim for the premium. If you do not, we will assume you are entitled to a full input tax credit.</w:t>
-      </w:r>
-    </w:p>
-    <w:p>
-      <w:r>
-        <w:rPr>
-          <w:b w:val="0"/>
-          <w:i w:val="0"/>
-        </w:rPr>
-        <w:t>When we pay a claim, we will reduce our payment by any input tax credit you are entitled to for that payment, as required by the A New Tax System (Goods and Services Tax) Act 1999 (Cth).</w:t>
-      </w:r>
-    </w:p>
-    <w:p>
-      <w:bookmarkStart w:id="95" w:name="c_pi_cond_several_liability"/>
-      <w:r>
-        <w:rPr>
-          <w:rFonts w:ascii="Georgia" w:hAnsi="Georgia" w:eastAsia="Georgia"/>
-          <w:b/>
-          <w:i w:val="0"/>
-          <w:color w:val="2E5C4E"/>
-          <w:sz w:val="25"/>
-        </w:rPr>
-        <w:t>Several Liability</w:t>
-      </w:r>
-      <w:bookmarkEnd w:id="95"/>
-    </w:p>
-    <w:p>
-      <w:r>
-        <w:rPr>
-          <w:b w:val="0"/>
-          <w:i w:val="0"/>
-        </w:rPr>
-        <w:t>If more than one insurer is shown in the schedule, each is responsible only for its own share. One insurer's share is not increased by the failure of another to pay.</w:t>
-      </w:r>
-    </w:p>
-    <w:p>
-      <w:bookmarkStart w:id="96" w:name="c_pi_cond_assignment"/>
-      <w:r>
-        <w:rPr>
-          <w:rFonts w:ascii="Georgia" w:hAnsi="Georgia" w:eastAsia="Georgia"/>
-          <w:b/>
-          <w:i w:val="0"/>
-          <w:color w:val="2E5C4E"/>
-          <w:sz w:val="25"/>
-        </w:rPr>
-        <w:t>Assignment</w:t>
       </w:r>
       <w:bookmarkEnd w:id="96"/>
     </w:p>
@@ -4186,11 +4254,20 @@
           <w:b w:val="0"/>
           <w:i w:val="0"/>
         </w:rPr>
-        <w:t>You cannot transfer this policy to another person or entity without our prior written consent.</w:t>
+        <w:t>Tell us the extent of any input tax credit you are entitled to claim for the premium. If you do not, we will assume you are entitled to a full input tax credit.</w:t>
       </w:r>
     </w:p>
     <w:p>
-      <w:bookmarkStart w:id="97" w:name="c_pi_cond_entire_agreement"/>
+      <w:r>
+        <w:rPr>
+          <w:b w:val="0"/>
+          <w:i w:val="0"/>
+        </w:rPr>
+        <w:t>When we pay a claim, we will reduce our payment by any input tax credit you are entitled to for that payment, as required by the A New Tax System (Goods and Services Tax) Act 1999 (Cth).</w:t>
+      </w:r>
+    </w:p>
+    <w:p>
+      <w:bookmarkStart w:id="97" w:name="c_pi_cond_several_liability"/>
       <w:r>
         <w:rPr>
           <w:rFonts w:ascii="Georgia" w:hAnsi="Georgia" w:eastAsia="Georgia"/>
@@ -4199,7 +4276,7 @@
           <w:color w:val="2E5C4E"/>
           <w:sz w:val="25"/>
         </w:rPr>
-        <w:t>Entire Agreement</w:t>
+        <w:t>Several Liability</w:t>
       </w:r>
       <w:bookmarkEnd w:id="97"/>
     </w:p>
@@ -4209,11 +4286,11 @@
           <w:b w:val="0"/>
           <w:i w:val="0"/>
         </w:rPr>
-        <w:t>This policy, the schedule, and any endorsements form the entire agreement between you and us about this insurance. No one has authority to change this policy unless the change is recorded in an endorsement.</w:t>
+        <w:t>If more than one insurer is shown in the schedule, each is responsible only for its own share. One insurer's share is not increased by the failure of another to pay.</w:t>
       </w:r>
     </w:p>
     <w:p>
-      <w:bookmarkStart w:id="98" w:name="c_pi_cond_disputes_and_complaints"/>
+      <w:bookmarkStart w:id="98" w:name="c_pi_cond_assignment"/>
       <w:r>
         <w:rPr>
           <w:rFonts w:ascii="Georgia" w:hAnsi="Georgia" w:eastAsia="Georgia"/>
@@ -4222,7 +4299,7 @@
           <w:color w:val="2E5C4E"/>
           <w:sz w:val="25"/>
         </w:rPr>
-        <w:t>Disputes and Complaints</w:t>
+        <w:t>Assignment</w:t>
       </w:r>
       <w:bookmarkEnd w:id="98"/>
     </w:p>
@@ -4232,20 +4309,11 @@
           <w:b w:val="0"/>
           <w:i w:val="0"/>
         </w:rPr>
-        <w:t>If you are unhappy with a decision, please contact us. We will follow our internal dispute resolution process and try to resolve the matter within 30 days.</w:t>
+        <w:t>You cannot transfer this policy to another person or entity without our prior written consent.</w:t>
       </w:r>
     </w:p>
     <w:p>
-      <w:r>
-        <w:rPr>
-          <w:b w:val="0"/>
-          <w:i w:val="0"/>
-        </w:rPr>
-        <w:t>If you are not satisfied, you can refer the matter to the Australian Financial Complaints Authority (AFCA) — www.afca.org.au | info@afca.org.au | 1800 931 678. AFCA provides a free and independent dispute resolution service. Time limits may apply.</w:t>
-      </w:r>
-    </w:p>
-    <w:p>
-      <w:bookmarkStart w:id="99" w:name="c_pi_cond_privacy"/>
+      <w:bookmarkStart w:id="99" w:name="c_pi_cond_entire_agreement"/>
       <w:r>
         <w:rPr>
           <w:rFonts w:ascii="Georgia" w:hAnsi="Georgia" w:eastAsia="Georgia"/>
@@ -4254,7 +4322,7 @@
           <w:color w:val="2E5C4E"/>
           <w:sz w:val="25"/>
         </w:rPr>
-        <w:t>Privacy</w:t>
+        <w:t>Entire Agreement</w:t>
       </w:r>
       <w:bookmarkEnd w:id="99"/>
     </w:p>
@@ -4264,11 +4332,11 @@
           <w:b w:val="0"/>
           <w:i w:val="0"/>
         </w:rPr>
-        <w:t>We collect your personal information to assess your application, administer your policy, and handle claims, in accordance with the Privacy Act 1988 (Cth) and the Australian Privacy Principles. Our Privacy Policy is available on our website and on request.</w:t>
+        <w:t>This policy, the schedule, and any endorsements form the entire agreement between you and us about this insurance. No one has authority to change this policy unless the change is recorded in an endorsement.</w:t>
       </w:r>
     </w:p>
     <w:p>
-      <w:bookmarkStart w:id="100" w:name="c_pi_cond_headings_and_references"/>
+      <w:bookmarkStart w:id="100" w:name="c_pi_cond_disputes_and_complaints"/>
       <w:r>
         <w:rPr>
           <w:rFonts w:ascii="Georgia" w:hAnsi="Georgia" w:eastAsia="Georgia"/>
@@ -4277,7 +4345,7 @@
           <w:color w:val="2E5C4E"/>
           <w:sz w:val="25"/>
         </w:rPr>
-        <w:t>Headings and References</w:t>
+        <w:t>Disputes and Complaints</w:t>
       </w:r>
       <w:bookmarkEnd w:id="100"/>
     </w:p>
@@ -4287,7 +4355,7 @@
           <w:b w:val="0"/>
           <w:i w:val="0"/>
         </w:rPr>
-        <w:t>Clauses in this policy are identified by their headings, not by numbers. A reference in this policy, the schedule, or an endorsement to a clause by its heading (for example, "the Financial Services exclusion") is a reference to the clause with that heading in the version of this policy that applies to you.</w:t>
+        <w:t>If you are unhappy with a decision, please contact us. We will follow our internal dispute resolution process and try to resolve the matter within 30 days.</w:t>
       </w:r>
     </w:p>
     <w:p>
@@ -4296,22 +4364,77 @@
           <w:b w:val="0"/>
           <w:i w:val="0"/>
         </w:rPr>
-        <w:t>Headings do not otherwise limit or extend the meaning of the clause they introduce.</w:t>
+        <w:t>If you are not satisfied, you can refer the matter to the Australian Financial Complaints Authority (AFCA) — www.afca.org.au | info@afca.org.au | 1800 931 678. AFCA provides a free and independent dispute resolution service. Time limits may apply.</w:t>
       </w:r>
     </w:p>
     <w:p>
-      <w:bookmarkStart w:id="101" w:name="c_pi_claims_how_to_make_a_claim"/>
+      <w:bookmarkStart w:id="101" w:name="c_pi_cond_privacy"/>
       <w:r>
         <w:rPr>
           <w:rFonts w:ascii="Georgia" w:hAnsi="Georgia" w:eastAsia="Georgia"/>
           <w:b/>
           <w:i w:val="0"/>
+          <w:color w:val="2E5C4E"/>
+          <w:sz w:val="25"/>
+        </w:rPr>
+        <w:t>Privacy</w:t>
+      </w:r>
+      <w:bookmarkEnd w:id="101"/>
+    </w:p>
+    <w:p>
+      <w:r>
+        <w:rPr>
+          <w:b w:val="0"/>
+          <w:i w:val="0"/>
+        </w:rPr>
+        <w:t>We collect your personal information to assess your application, administer your policy, and handle claims, in accordance with the Privacy Act 1988 (Cth) and the Australian Privacy Principles. Our Privacy Policy is available on our website and on request.</w:t>
+      </w:r>
+    </w:p>
+    <w:p>
+      <w:bookmarkStart w:id="102" w:name="c_pi_cond_headings_and_references"/>
+      <w:r>
+        <w:rPr>
+          <w:rFonts w:ascii="Georgia" w:hAnsi="Georgia" w:eastAsia="Georgia"/>
+          <w:b/>
+          <w:i w:val="0"/>
+          <w:color w:val="2E5C4E"/>
+          <w:sz w:val="25"/>
+        </w:rPr>
+        <w:t>Headings and References</w:t>
+      </w:r>
+      <w:bookmarkEnd w:id="102"/>
+    </w:p>
+    <w:p>
+      <w:r>
+        <w:rPr>
+          <w:b w:val="0"/>
+          <w:i w:val="0"/>
+        </w:rPr>
+        <w:t>Clauses in this policy are identified by their headings, not by numbers. A reference in this policy, the schedule, or an endorsement to a clause by its heading (for example, "the Financial Services exclusion") is a reference to the clause with that heading in the version of this policy that applies to you.</w:t>
+      </w:r>
+    </w:p>
+    <w:p>
+      <w:r>
+        <w:rPr>
+          <w:b w:val="0"/>
+          <w:i w:val="0"/>
+        </w:rPr>
+        <w:t>Headings do not otherwise limit or extend the meaning of the clause they introduce.</w:t>
+      </w:r>
+    </w:p>
+    <w:p>
+      <w:bookmarkStart w:id="103" w:name="c_pi_claims_how_to_make_a_claim"/>
+      <w:r>
+        <w:rPr>
+          <w:rFonts w:ascii="Georgia" w:hAnsi="Georgia" w:eastAsia="Georgia"/>
+          <w:b/>
+          <w:i w:val="0"/>
           <w:color w:val="1C1915"/>
           <w:sz w:val="32"/>
         </w:rPr>
         <w:t>How to Make a Claim</w:t>
       </w:r>
-      <w:bookmarkEnd w:id="101"/>
+      <w:bookmarkEnd w:id="103"/>
     </w:p>
     <w:p>
       <w:pPr>
@@ -4422,7 +4545,7 @@
       </w:r>
     </w:p>
     <w:p>
-      <w:bookmarkStart w:id="102" w:name="c_pi_endorsement_library"/>
+      <w:bookmarkStart w:id="104" w:name="c_pi_endorsement_library"/>
       <w:r>
         <w:rPr>
           <w:rFonts w:ascii="Georgia" w:hAnsi="Georgia" w:eastAsia="Georgia"/>
@@ -4433,7 +4556,7 @@
         </w:rPr>
         <w:t>Endorsement Library</w:t>
       </w:r>
-      <w:bookmarkEnd w:id="102"/>
+      <w:bookmarkEnd w:id="104"/>
     </w:p>
     <w:p>
       <w:r>
@@ -4824,7 +4947,7 @@
       </w:tr>
     </w:tbl>
     <w:p>
-      <w:bookmarkStart w:id="103" w:name="c_pi_licence_notice"/>
+      <w:bookmarkStart w:id="105" w:name="c_pi_arch_library_optional_endorsements"/>
       <w:r>
         <w:rPr>
           <w:rFonts w:ascii="Georgia" w:hAnsi="Georgia" w:eastAsia="Georgia"/>
@@ -4833,9 +4956,110 @@
           <w:color w:val="1C1915"/>
           <w:sz w:val="32"/>
         </w:rPr>
+        <w:t>Architects and Engineers Endorsements</w:t>
+      </w:r>
+      <w:bookmarkEnd w:id="105"/>
+    </w:p>
+    <w:p>
+      <w:r>
+        <w:rPr>
+          <w:b w:val="0"/>
+          <w:i w:val="0"/>
+        </w:rPr>
+        <w:t>The following endorsements apply to this policy only when the schedule shows that they apply.</w:t>
+      </w:r>
+    </w:p>
+    <w:p>
+      <w:r>
+        <w:rPr>
+          <w:b w:val="0"/>
+          <w:i w:val="0"/>
+        </w:rPr>
+        <w:t>An endorsement does not apply to the extent that a law or Ministerial Order requiring you to hold this insurance does not permit the cover it removes to be excluded.</w:t>
+      </w:r>
+    </w:p>
+    <w:p>
+      <w:bookmarkStart w:id="106" w:name="c_pi_arch_end_bridges_and_tunnels"/>
+      <w:r>
+        <w:rPr>
+          <w:rFonts w:ascii="Georgia" w:hAnsi="Georgia" w:eastAsia="Georgia"/>
+          <w:b/>
+          <w:i w:val="0"/>
+          <w:color w:val="2E5C4E"/>
+          <w:sz w:val="25"/>
+        </w:rPr>
+        <w:t>Bridges and Tunnels Exclusion</w:t>
+      </w:r>
+      <w:bookmarkEnd w:id="106"/>
+    </w:p>
+    <w:p>
+      <w:r>
+        <w:rPr>
+          <w:b w:val="0"/>
+          <w:i w:val="0"/>
+        </w:rPr>
+        <w:t>We do not cover any claim, loss or liability arising from the design or construction of a bridge or tunnel, or any part of one.</w:t>
+      </w:r>
+    </w:p>
+    <w:p>
+      <w:bookmarkStart w:id="107" w:name="c_pi_arch_end_combustible_cladding"/>
+      <w:r>
+        <w:rPr>
+          <w:rFonts w:ascii="Georgia" w:hAnsi="Georgia" w:eastAsia="Georgia"/>
+          <w:b/>
+          <w:i w:val="0"/>
+          <w:color w:val="2E5C4E"/>
+          <w:sz w:val="25"/>
+        </w:rPr>
+        <w:t>Combustible Cladding Exclusion</w:t>
+      </w:r>
+      <w:bookmarkEnd w:id="107"/>
+    </w:p>
+    <w:p>
+      <w:r>
+        <w:rPr>
+          <w:b w:val="0"/>
+          <w:i w:val="0"/>
+        </w:rPr>
+        <w:t>We do not cover any claim, loss or liability arising from the use, or proposed use, in a building of external wall cladding that is combustible or that does not comply with the National Construction Code, including aluminium composite panels with a polyethylene core and expanded polystyrene products. This applies to any design, specification, selection, certification, inspection or approval of that cladding, and to any advice about it.</w:t>
+      </w:r>
+    </w:p>
+    <w:p>
+      <w:bookmarkStart w:id="108" w:name="c_pi_arch_end_mining_equipment_warrantie"/>
+      <w:r>
+        <w:rPr>
+          <w:rFonts w:ascii="Georgia" w:hAnsi="Georgia" w:eastAsia="Georgia"/>
+          <w:b/>
+          <w:i w:val="0"/>
+          <w:color w:val="2E5C4E"/>
+          <w:sz w:val="25"/>
+        </w:rPr>
+        <w:t>Mining Equipment Warranties Exclusion</w:t>
+      </w:r>
+      <w:bookmarkEnd w:id="108"/>
+    </w:p>
+    <w:p>
+      <w:r>
+        <w:rPr>
+          <w:b w:val="0"/>
+          <w:i w:val="0"/>
+        </w:rPr>
+        <w:t>We do not cover any claim, loss or liability arising from any express or implied warranty or guarantee of the safety or performance of mining equipment.</w:t>
+      </w:r>
+    </w:p>
+    <w:p>
+      <w:bookmarkStart w:id="109" w:name="c_pi_licence_notice"/>
+      <w:r>
+        <w:rPr>
+          <w:rFonts w:ascii="Georgia" w:hAnsi="Georgia" w:eastAsia="Georgia"/>
+          <w:b/>
+          <w:i w:val="0"/>
+          <w:color w:val="1C1915"/>
+          <w:sz w:val="32"/>
+        </w:rPr>
         <w:t>Licence and Trademark Notice</w:t>
       </w:r>
-      <w:bookmarkEnd w:id="103"/>
+      <w:bookmarkEnd w:id="109"/>
     </w:p>
     <w:p>
       <w:r>
@@ -4907,7 +5131,7 @@
           <w:b w:val="0"/>
           <w:i w:val="0"/>
         </w:rPr>
-        <w:t>Professional services: scope carried over from the v1.0.0 endorsement. Added limb (m), so that a discipline not listed (for example geotechnical, hydraulic or fire engineering) is covered only when shown in the schedule.</w:t>
+        <w:t>Professional services: disciplines carried over from the v1.0.0 endorsement, with limb (m) so that an unlisted discipline is covered only when shown in the schedule. A service that the law requires a registered, licensed or endorsed person to provide is a professional service only if provided by, or under the permitted supervision of, such a person. Other services must be provided by, or under the supervision of, a tertiary-qualified person.</w:t>
       </w:r>
     </w:p>
     <w:p>
@@ -4919,7 +5143,7 @@
           <w:b w:val="0"/>
           <w:i w:val="0"/>
         </w:rPr>
-        <w:t>Registered Designs and Plagiarism extension: replaces the v1.0.0 "Modified Extension — Intellectual Property". The v1.0.0 clause deleted a base extension that no longer exists and, read literally, removed cover for moral rights and passing off. The base Claims Against You clause already covers copyright, trademark, moral rights, passing off and breach of confidence; this extension adds registered designs and plagiarism.</w:t>
+        <w:t>Registered Designs and Plagiarism extension: replaces the v1.0.0 "Modified Extension — Intellectual Property", which would have removed cover for moral rights and passing off. The base Claims Against You clause already covers copyright, trademark, moral rights, passing off and breach of confidence.</w:t>
       </w:r>
     </w:p>
     <w:p>
@@ -4931,7 +5155,7 @@
           <w:b w:val="0"/>
           <w:i w:val="0"/>
         </w:rPr>
-        <w:t>Subcontractors: the v1.0.0 conditions (subcontractor insured, indemnity in the subcontract, fees declared) are not carried over. They would have narrowed the base Subcontractors and Outsourcers extension. Reinstating them is an open coverage question.</w:t>
+        <w:t>NSW Registered Practitioners extension (new): for work regulated by the Design and Building Practitioners Act 2020 (NSW), the retroactive date is the date of first registration if earlier.</w:t>
       </w:r>
     </w:p>
     <w:p>
@@ -4943,7 +5167,7 @@
           <w:b w:val="0"/>
           <w:i w:val="0"/>
         </w:rPr>
-        <w:t>Construction Work exclusion: the v1.0.0 text excluded "supervision" of construction, which removed cover for contract administration and site inspection. This version carves design, contract administration, site inspection, site observation and certification services back in.</w:t>
+        <w:t>Subcontractors: the v1.0.0 conditions are not carried over; the base Subcontractors and Outsourcers extension applies, and the matters are asked on the proposal.</w:t>
       </w:r>
     </w:p>
     <w:p>
@@ -4955,7 +5179,67 @@
           <w:b w:val="0"/>
           <w:i w:val="0"/>
         </w:rPr>
-        <w:t>Patent Infringement, Project Management Activities, Warranties and Liquidated Damages, and Excluded Engineering Activities exclusions: carried over from v1.0.0 with drafting tidied. Two v1.0.0 exclusions are omitted because the base wording already contains them (Products; contractual liability beyond liability at law).</w:t>
+        <w:t>Construction Work exclusion: carves design, contract administration, site inspection, site observation and certification back in. The v1.0.0 text excluded "supervision" of construction.</w:t>
+      </w:r>
+    </w:p>
+    <w:p>
+      <w:pPr>
+        <w:pStyle w:val="ListBullet"/>
+      </w:pPr>
+      <w:r>
+        <w:rPr>
+          <w:b w:val="0"/>
+          <w:i w:val="0"/>
+        </w:rPr>
+        <w:t>Excluded Engineering Activities: bridges and tunnels moved to an optional endorsement; environmental engineering removed, so the base Pollution exclusion applies.</w:t>
+      </w:r>
+    </w:p>
+    <w:p>
+      <w:pPr>
+        <w:pStyle w:val="ListBullet"/>
+      </w:pPr>
+      <w:r>
+        <w:rPr>
+          <w:b w:val="0"/>
+          <w:i w:val="0"/>
+        </w:rPr>
+        <w:t>Liquidated Damages and Contractual Penalties exclusion kept; the mining-equipment warranty exclusion moved to an optional endorsement.</w:t>
+      </w:r>
+    </w:p>
+    <w:p>
+      <w:pPr>
+        <w:pStyle w:val="ListBullet"/>
+      </w:pPr>
+      <w:r>
+        <w:rPr>
+          <w:b w:val="0"/>
+          <w:i w:val="0"/>
+        </w:rPr>
+        <w:t>Automatic Reinstatement (new): the limit of liability is reinstated once in the policy period.</w:t>
+      </w:r>
+    </w:p>
+    <w:p>
+      <w:pPr>
+        <w:pStyle w:val="ListBullet"/>
+      </w:pPr>
+      <w:r>
+        <w:rPr>
+          <w:b w:val="0"/>
+          <w:i w:val="0"/>
+        </w:rPr>
+        <w:t>Architects and Engineers Endorsements (new): optional Bridges and Tunnels, Combustible Cladding and Mining Equipment Warranties exclusions, which apply only when shown in the schedule and not where a law requiring the insurance prohibits the exclusion.</w:t>
+      </w:r>
+    </w:p>
+    <w:p>
+      <w:pPr>
+        <w:pStyle w:val="ListBullet"/>
+      </w:pPr>
+      <w:r>
+        <w:rPr>
+          <w:b w:val="0"/>
+          <w:i w:val="0"/>
+        </w:rPr>
+        <w:t>Products and contractual-liability limbs of the v1.0.0 endorsement omitted because the base wording already contains them.</w:t>
       </w:r>
     </w:p>
     <w:p>

--- a/wordings/downloads/Meridian_PI_Architects_Engineers_v1.0.0-DRAFT.docx
+++ b/wordings/downloads/Meridian_PI_Architects_Engineers_v1.0.0-DRAFT.docx
@@ -2297,23 +2297,7 @@
           <w:b w:val="0"/>
           <w:i w:val="0"/>
         </w:rPr>
-        <w:t xml:space="preserve">For a claim arising from work that the Act requires you to be registered to carry out, </w:t>
-      </w:r>
-      <w:hyperlink w:anchor="c_pi_def_retroactive_date">
-        <w:r>
-          <w:rPr>
-            <w:color w:val="2E5C4E"/>
-            <w:u w:val="single"/>
-          </w:rPr>
-          <w:t xml:space="preserve">the definition of Retroactive date</w:t>
-        </w:r>
-      </w:hyperlink>
-      <w:r>
-        <w:rPr>
-          <w:b w:val="0"/>
-          <w:i w:val="0"/>
-        </w:rPr>
-        <w:t xml:space="preserve"> is replaced by the date you were first registered under that Act, if that date is earlier than the retroactive date shown in the schedule.</w:t>
+        <w:t>For a claim arising from work that the Act requires you to be registered to carry out, the retroactive date is the date you were first registered under that Act, if that date is earlier than the retroactive date shown in the schedule.</w:t>
       </w:r>
     </w:p>
     <w:p>
